--- a/informe_semana_2_8_marzo.docx
+++ b/informe_semana_2_8_marzo.docx
@@ -6,12 +6,37 @@
       <w:pPr>
         <w:pStyle w:val="Ttulo"/>
       </w:pPr>
+      <w:proofErr w:type="spellStart"/>
       <w:r>
         <w:rPr>
           <w:b/>
           <w:color w:val="37352F"/>
         </w:rPr>
-        <w:t>Review: Respuestas Automáticas Adri</w:t>
+        <w:t>Respuestas</w:t>
+      </w:r>
+      <w:proofErr w:type="spellEnd"/>
+      <w:r>
+        <w:rPr>
+          <w:b/>
+          <w:color w:val="37352F"/>
+        </w:rPr>
+        <w:t xml:space="preserve"> </w:t>
+      </w:r>
+      <w:proofErr w:type="spellStart"/>
+      <w:r>
+        <w:rPr>
+          <w:b/>
+          <w:color w:val="37352F"/>
+        </w:rPr>
+        <w:t>Automáticas</w:t>
+      </w:r>
+      <w:proofErr w:type="spellEnd"/>
+      <w:r>
+        <w:rPr>
+          <w:b/>
+          <w:color w:val="37352F"/>
+        </w:rPr>
+        <w:t xml:space="preserve"> Adri</w:t>
       </w:r>
     </w:p>
     <w:p>
@@ -33,16 +58,188 @@
         <w:ind w:left="288" w:right="288"/>
       </w:pPr>
       <w:r>
-        <w:t xml:space="preserve">Review de las </w:t>
+        <w:t xml:space="preserve">Del total de </w:t>
+      </w:r>
+      <w:proofErr w:type="spellStart"/>
+      <w:r>
+        <w:t>respuestas</w:t>
+      </w:r>
+      <w:proofErr w:type="spellEnd"/>
+      <w:r>
+        <w:t xml:space="preserve"> </w:t>
+      </w:r>
+      <w:proofErr w:type="spellStart"/>
+      <w:r>
+        <w:t>generadas</w:t>
+      </w:r>
+      <w:proofErr w:type="spellEnd"/>
+      <w:r>
+        <w:t xml:space="preserve"> </w:t>
+      </w:r>
+      <w:proofErr w:type="spellStart"/>
+      <w:r>
+        <w:t>por</w:t>
+      </w:r>
+      <w:proofErr w:type="spellEnd"/>
+      <w:r>
+        <w:t xml:space="preserve"> Adri se </w:t>
+      </w:r>
+      <w:proofErr w:type="spellStart"/>
+      <w:r>
+        <w:t>han</w:t>
+      </w:r>
+      <w:proofErr w:type="spellEnd"/>
+      <w:r>
+        <w:t xml:space="preserve"> </w:t>
+      </w:r>
+      <w:proofErr w:type="spellStart"/>
+      <w:r>
+        <w:t>conseguido</w:t>
+      </w:r>
+      <w:proofErr w:type="spellEnd"/>
+      <w:r>
+        <w:t xml:space="preserve"> </w:t>
+      </w:r>
+      <w:proofErr w:type="spellStart"/>
+      <w:r>
+        <w:t>enviar</w:t>
+      </w:r>
+      <w:proofErr w:type="spellEnd"/>
+      <w:r>
+        <w:t xml:space="preserve"> de forma </w:t>
+      </w:r>
+      <w:proofErr w:type="spellStart"/>
+      <w:r>
+        <w:t>automática</w:t>
+      </w:r>
+      <w:proofErr w:type="spellEnd"/>
+      <w:r>
+        <w:t xml:space="preserve"> </w:t>
+      </w:r>
+      <w:proofErr w:type="gramStart"/>
+      <w:r>
+        <w:t>un X</w:t>
+      </w:r>
+      <w:proofErr w:type="gramEnd"/>
+      <w:r>
+        <w:t>%</w:t>
+      </w:r>
+    </w:p>
+    <w:p>
+      <w:pPr>
+        <w:pBdr>
+          <w:left w:val="single" w:sz="12" w:space="0" w:color="D27B2D"/>
+        </w:pBdr>
+        <w:shd w:val="clear" w:color="auto" w:fill="FBE9D4"/>
+        <w:spacing w:before="120" w:after="120"/>
+        <w:ind w:left="288" w:right="288"/>
+      </w:pPr>
+      <w:r>
+        <w:t xml:space="preserve">En la </w:t>
+      </w:r>
+      <w:proofErr w:type="spellStart"/>
+      <w:r>
+        <w:t>semana</w:t>
+      </w:r>
+      <w:proofErr w:type="spellEnd"/>
+      <w:r>
+        <w:t xml:space="preserve"> del 2 al 8 de </w:t>
+      </w:r>
+      <w:proofErr w:type="spellStart"/>
+      <w:r>
+        <w:t>marzo</w:t>
+      </w:r>
+      <w:proofErr w:type="spellEnd"/>
+      <w:r>
+        <w:t xml:space="preserve"> se </w:t>
+      </w:r>
+      <w:proofErr w:type="spellStart"/>
+      <w:r>
+        <w:t>registran</w:t>
+      </w:r>
+      <w:proofErr w:type="spellEnd"/>
+      <w:r>
+        <w:t xml:space="preserve"> 88 </w:t>
+      </w:r>
+      <w:proofErr w:type="spellStart"/>
+      <w:r>
+        <w:t>respuestas</w:t>
+      </w:r>
+      <w:proofErr w:type="spellEnd"/>
+      <w:r>
+        <w:t xml:space="preserve"> </w:t>
+      </w:r>
+      <w:proofErr w:type="spellStart"/>
+      <w:r>
+        <w:t>autom</w:t>
+      </w:r>
+      <w:r>
+        <w:t>á</w:t>
+      </w:r>
+      <w:r>
+        <w:t>ticas</w:t>
+      </w:r>
+      <w:proofErr w:type="spellEnd"/>
+      <w:r>
+        <w:t xml:space="preserve"> de Adri, </w:t>
+      </w:r>
+      <w:r>
+        <w:t>de las</w:t>
+      </w:r>
+      <w:r>
+        <w:t xml:space="preserve"> </w:t>
+      </w:r>
+      <w:proofErr w:type="spellStart"/>
+      <w:r>
+        <w:t>cu</w:t>
+      </w:r>
+      <w:r>
+        <w:t>a</w:t>
+      </w:r>
+      <w:r>
+        <w:t>les</w:t>
+      </w:r>
+      <w:proofErr w:type="spellEnd"/>
+      <w:r>
+        <w:t xml:space="preserve"> </w:t>
+      </w:r>
+      <w:r>
+        <w:rPr>
+          <w:b/>
+          <w:bCs/>
+        </w:rPr>
+        <w:t xml:space="preserve">70 son </w:t>
+      </w:r>
+      <w:proofErr w:type="spellStart"/>
+      <w:r>
+        <w:rPr>
+          <w:b/>
+          <w:bCs/>
+        </w:rPr>
+        <w:t>buenas</w:t>
+      </w:r>
+      <w:proofErr w:type="spellEnd"/>
+      <w:r>
+        <w:rPr>
+          <w:b/>
+          <w:bCs/>
+        </w:rPr>
+        <w:t xml:space="preserve"> (80%) y </w:t>
       </w:r>
       <w:r>
         <w:rPr>
           <w:b/>
         </w:rPr>
-        <w:t>18 conversaciones marcadas como "Mal"</w:t>
-      </w:r>
-      <w:r>
-        <w:t xml:space="preserve"> durante la semana del 2 al 8 de marzo. Se identifican </w:t>
+        <w:t xml:space="preserve">18 </w:t>
+      </w:r>
+      <w:r>
+        <w:rPr>
+          <w:b/>
+        </w:rPr>
+        <w:t>son malas (20%)</w:t>
+      </w:r>
+      <w:r>
+        <w:t xml:space="preserve">. Se identifican </w:t>
       </w:r>
       <w:r>
         <w:rPr>
@@ -55,77 +252,6 @@
       </w:r>
     </w:p>
     <w:p/>
-    <w:p>
-      <w:pPr>
-        <w:pBdr>
-          <w:bottom w:val="single" w:sz="4" w:space="0" w:color="D0CFC9"/>
-        </w:pBdr>
-        <w:spacing w:before="160" w:after="160"/>
-      </w:pPr>
-    </w:p>
-    <w:p>
-      <w:pPr>
-        <w:pStyle w:val="Ttulo1"/>
-        <w:spacing w:before="360" w:after="120"/>
-      </w:pPr>
-      <w:r>
-        <w:rPr>
-          <w:color w:val="37352F"/>
-          <w:sz w:val="36"/>
-        </w:rPr>
-        <w:t>Resumen</w:t>
-      </w:r>
-    </w:p>
-    <w:p>
-      <w:pPr>
-        <w:spacing w:before="40" w:after="80"/>
-      </w:pPr>
-      <w:r>
-        <w:rPr>
-          <w:b/>
-        </w:rPr>
-        <w:t xml:space="preserve">18 casos </w:t>
-      </w:r>
-      <w:r>
-        <w:t xml:space="preserve">de respuesta incorrecta esta semana. Cuatro patrones principales: (1) </w:t>
-      </w:r>
-      <w:r>
-        <w:rPr>
-          <w:b/>
-        </w:rPr>
-        <w:t>información incorrecta o desactualizada en prompts</w:t>
-      </w:r>
-      <w:r>
-        <w:t xml:space="preserve"> — guardería, eficiencia energética, donativos, indemnizaciones (6 casos); (2) </w:t>
-      </w:r>
-      <w:r>
-        <w:rPr>
-          <w:b/>
-        </w:rPr>
-        <w:t>respuestas genéricas por falta de variables de contexto</w:t>
-      </w:r>
-      <w:r>
-        <w:t xml:space="preserve"> — CCAA y yennefer (2 casos); (3) </w:t>
-      </w:r>
-      <w:r>
-        <w:rPr>
-          <w:b/>
-        </w:rPr>
-        <w:t>errores de año fiscal</w:t>
-      </w:r>
-      <w:r>
-        <w:t xml:space="preserve"> en las respuestas (3 casos); (4) </w:t>
-      </w:r>
-      <w:r>
-        <w:rPr>
-          <w:b/>
-        </w:rPr>
-        <w:t>fallos de comportamiento del agente</w:t>
-      </w:r>
-      <w:r>
-        <w:t xml:space="preserve"> — alucinaciones, preguntas innecesarias, scope no aclarado (4 casos). Al menos 6 de los 18 son corregibles con cambios directos en el prompt.</w:t>
-      </w:r>
-    </w:p>
     <w:p>
       <w:pPr>
         <w:pBdr>
@@ -471,7 +597,6 @@
               <w:rPr>
                 <w:sz w:val="20"/>
               </w:rPr>
-              <w:lastRenderedPageBreak/>
               <w:t>Comportamiento: alucinaciones, seguimiento innecesario, scope sin aclarar</w:t>
             </w:r>
           </w:p>
@@ -588,6 +713,7 @@
               <w:rPr>
                 <w:sz w:val="20"/>
               </w:rPr>
+              <w:lastRenderedPageBreak/>
               <w:t>Donativos desactualizados</w:t>
             </w:r>
           </w:p>
@@ -763,394 +889,6 @@
     </w:p>
     <w:p>
       <w:pPr>
-        <w:pStyle w:val="Ttulo1"/>
-        <w:spacing w:before="360" w:after="120"/>
-      </w:pPr>
-      <w:r>
-        <w:rPr>
-          <w:color w:val="37352F"/>
-          <w:sz w:val="36"/>
-        </w:rPr>
-        <w:t>Problemas específicos</w:t>
-      </w:r>
-    </w:p>
-    <w:p>
-      <w:pPr>
-        <w:pStyle w:val="Ttulo2"/>
-        <w:spacing w:before="280" w:after="80"/>
-      </w:pPr>
-      <w:r>
-        <w:rPr>
-          <w:color w:val="37352F"/>
-        </w:rPr>
-        <w:t>1. Información incorrecta sobre guardería (URGENTE)</w:t>
-      </w:r>
-    </w:p>
-    <w:p>
-      <w:pPr>
-        <w:spacing w:before="40" w:after="80"/>
-      </w:pPr>
-      <w:r>
-        <w:t>Registros: 9 (06/03), 13 (08/03)</w:t>
-      </w:r>
-    </w:p>
-    <w:p>
-      <w:pPr>
-        <w:spacing w:before="40" w:after="80"/>
-      </w:pPr>
-      <w:r>
-        <w:t>La IA indica que la guardería debe ser un "centro autorizado" para aplicar la deducción. Esto es incorrecto: la deducción aplica durante todo el año escolar y no exige autorización del centro. El error tiene origen directo en el prompt. Al repetirse en dos días distintos, confirma que es un fallo sistemático.</w:t>
-      </w:r>
-    </w:p>
-    <w:p>
-      <w:pPr>
-        <w:pStyle w:val="Ttulo2"/>
-        <w:spacing w:before="280" w:after="80"/>
-      </w:pPr>
-      <w:r>
-        <w:rPr>
-          <w:color w:val="37352F"/>
-        </w:rPr>
-        <w:t>2. Eficiencia energética: deducciones inexistentes en el prompt</w:t>
-      </w:r>
-    </w:p>
-    <w:p>
-      <w:pPr>
-        <w:spacing w:before="40" w:after="80"/>
-      </w:pPr>
-      <w:r>
-        <w:t>Registros: 1 (04/03), 3 (01/03)</w:t>
-      </w:r>
-    </w:p>
-    <w:p>
-      <w:pPr>
-        <w:spacing w:before="40" w:after="80"/>
-      </w:pPr>
-      <w:r>
-        <w:t>El prompt incluye las dos primeras modalidades de deducción por eficiencia energética (vivienda individual) que ya no están vigentes. Solo debe quedar la tercera modalidad (edificios completos). El evaluador lo confirma explícitamente.</w:t>
-      </w:r>
-    </w:p>
-    <w:p>
-      <w:pPr>
-        <w:pStyle w:val="Ttulo2"/>
-        <w:spacing w:before="280" w:after="80"/>
-      </w:pPr>
-      <w:r>
-        <w:rPr>
-          <w:color w:val="37352F"/>
-        </w:rPr>
-        <w:t>3. Error de año fiscal</w:t>
-      </w:r>
-    </w:p>
-    <w:p>
-      <w:pPr>
-        <w:spacing w:before="40" w:after="80"/>
-      </w:pPr>
-      <w:r>
-        <w:t>Registros: 11 (02/03), 17 (02/03), 20 (05/03)</w:t>
-      </w:r>
-    </w:p>
-    <w:p>
-      <w:pPr>
-        <w:spacing w:before="40" w:after="80"/>
-      </w:pPr>
-      <w:r>
-        <w:lastRenderedPageBreak/>
-        <w:t xml:space="preserve">Tres casos donde la IA referencia el año equivocado. En el registro 17 indica que "la declaración ya está presentada" y redirige al usuario a 2025, cuando debería hablar del ejercicio en curso. En el 20, la teoría es correcta pero el </w:t>
-      </w:r>
-      <w:proofErr w:type="spellStart"/>
-      <w:r>
-        <w:t>año</w:t>
-      </w:r>
-      <w:proofErr w:type="spellEnd"/>
-      <w:r>
-        <w:t xml:space="preserve"> </w:t>
-      </w:r>
-      <w:proofErr w:type="spellStart"/>
-      <w:r>
-        <w:t>mencionado</w:t>
-      </w:r>
-      <w:proofErr w:type="spellEnd"/>
-      <w:r>
-        <w:t xml:space="preserve"> es 2024.</w:t>
-      </w:r>
-    </w:p>
-    <w:p>
-      <w:pPr>
-        <w:pStyle w:val="Ttulo2"/>
-        <w:spacing w:before="280" w:after="80"/>
-      </w:pPr>
-      <w:r>
-        <w:rPr>
-          <w:color w:val="37352F"/>
-        </w:rPr>
-        <w:t>4. Reglas fiscales incompletas o mal explicadas</w:t>
-      </w:r>
-    </w:p>
-    <w:p>
-      <w:pPr>
-        <w:spacing w:before="40" w:after="80"/>
-      </w:pPr>
-      <w:r>
-        <w:t>Registros: 6 (02/03), 19 (06/03), 18 (05/03)</w:t>
-      </w:r>
-    </w:p>
-    <w:p>
-      <w:pPr>
-        <w:pStyle w:val="Listaconvietas"/>
-        <w:spacing w:before="20" w:after="20"/>
-      </w:pPr>
-      <w:r>
-        <w:t>Mutualidades (reg. 6): el prompt de trabajo no incluye que las cantidades recibidas de mutualidades pueden estar exentas.</w:t>
-      </w:r>
-    </w:p>
-    <w:p>
-      <w:pPr>
-        <w:pStyle w:val="Listaconvietas"/>
-        <w:spacing w:before="20" w:after="20"/>
-      </w:pPr>
-      <w:r>
-        <w:t>Regla de dos pagadores (reg. 19): la explicación actual no es suficientemente clara para el usuario.</w:t>
-      </w:r>
-    </w:p>
-    <w:p>
-      <w:pPr>
-        <w:pStyle w:val="Listaconvietas"/>
-        <w:spacing w:before="20" w:after="20"/>
-      </w:pPr>
-      <w:r>
-        <w:t>Indemnizaciones (reg. 18): la IA no distingue correctamente entre indemnizaciones exentas y no exentas.</w:t>
-      </w:r>
-    </w:p>
-    <w:p>
-      <w:pPr>
-        <w:pStyle w:val="Ttulo2"/>
-        <w:spacing w:before="280" w:after="80"/>
-      </w:pPr>
-      <w:r>
-        <w:rPr>
-          <w:color w:val="37352F"/>
-        </w:rPr>
-        <w:t>5. Comportamiento del agente</w:t>
-      </w:r>
-    </w:p>
-    <w:p>
-      <w:pPr>
-        <w:spacing w:before="40" w:after="80"/>
-      </w:pPr>
-      <w:r>
-        <w:t>Registros: 8 (04/03), 7 (02/03), 16 (02/03), 10 (04/03)</w:t>
-      </w:r>
-    </w:p>
-    <w:p>
-      <w:pPr>
-        <w:pStyle w:val="Listaconvietas"/>
-        <w:spacing w:before="20" w:after="20"/>
-      </w:pPr>
-      <w:r>
-        <w:t>Alucinación (reg. 8): la IA mencionó un "reporte de prensa" que no existe en el prompt ni en el sistema.</w:t>
-      </w:r>
-    </w:p>
-    <w:p>
-      <w:pPr>
-        <w:pStyle w:val="Listaconvietas"/>
-        <w:spacing w:before="20" w:after="20"/>
-      </w:pPr>
-      <w:r>
-        <w:t>Seguimiento innecesario (reg. 7): tras indicar que Taxdown no gestiona un trámite, continúa haciendo preguntas sobre él.</w:t>
-      </w:r>
-    </w:p>
-    <w:p>
-      <w:pPr>
-        <w:pStyle w:val="Listaconvietas"/>
-        <w:spacing w:before="20" w:after="20"/>
-      </w:pPr>
-      <w:r>
-        <w:t>Scope sin aclarar (reg. 16): cuando el usuario pregunta por un impuesto que no gestionamos, la IA no lo indica al inicio.</w:t>
-      </w:r>
-    </w:p>
-    <w:p>
-      <w:pPr>
-        <w:pStyle w:val="Listaconvietas"/>
-        <w:spacing w:before="20" w:after="20"/>
-      </w:pPr>
-      <w:r>
-        <w:t>Respuesta parcial (reg. 10): explica cómo tributaría una ayuda pero no aclara que Taxdown no la gestiona.</w:t>
-      </w:r>
-    </w:p>
-    <w:p>
-      <w:pPr>
-        <w:pStyle w:val="Ttulo2"/>
-        <w:spacing w:before="280" w:after="80"/>
-      </w:pPr>
-      <w:r>
-        <w:rPr>
-          <w:color w:val="37352F"/>
-        </w:rPr>
-        <w:t>6. Variable de contexto no disponible</w:t>
-      </w:r>
-    </w:p>
-    <w:p>
-      <w:pPr>
-        <w:spacing w:before="40" w:after="80"/>
-      </w:pPr>
-      <w:r>
-        <w:t>Registros: 2 (04/03), 15 (05/03)</w:t>
-      </w:r>
-    </w:p>
-    <w:p>
-      <w:pPr>
-        <w:spacing w:before="40" w:after="80"/>
-      </w:pPr>
-      <w:r>
-        <w:t>En ambos casos el evaluador confirma que si el sistema tuviera la variable CCAA o yennefer la respuesta habría sido correcta. No es un fallo de conocimiento del modelo sino de arquitectura de contexto.</w:t>
-      </w:r>
-    </w:p>
-    <w:p>
-      <w:pPr>
-        <w:pStyle w:val="Ttulo2"/>
-        <w:spacing w:before="280" w:after="80"/>
-      </w:pPr>
-      <w:r>
-        <w:rPr>
-          <w:color w:val="37352F"/>
-        </w:rPr>
-        <w:t>7. Donativos desactualizados</w:t>
-      </w:r>
-    </w:p>
-    <w:p>
-      <w:pPr>
-        <w:spacing w:before="40" w:after="80"/>
-      </w:pPr>
-      <w:r>
-        <w:t>Registro: 12 (04/03)</w:t>
-      </w:r>
-    </w:p>
-    <w:p>
-      <w:pPr>
-        <w:spacing w:before="40" w:after="80"/>
-      </w:pPr>
-      <w:r>
-        <w:t xml:space="preserve">El </w:t>
-      </w:r>
-      <w:proofErr w:type="spellStart"/>
-      <w:r>
-        <w:t>funcionamiento</w:t>
-      </w:r>
-      <w:proofErr w:type="spellEnd"/>
-      <w:r>
-        <w:t xml:space="preserve"> de </w:t>
-      </w:r>
-      <w:proofErr w:type="spellStart"/>
-      <w:r>
-        <w:t>los</w:t>
-      </w:r>
-      <w:proofErr w:type="spellEnd"/>
-      <w:r>
-        <w:t xml:space="preserve"> </w:t>
-      </w:r>
-      <w:proofErr w:type="spellStart"/>
-      <w:r>
-        <w:t>donativos</w:t>
-      </w:r>
-      <w:proofErr w:type="spellEnd"/>
-      <w:r>
-        <w:t xml:space="preserve"> </w:t>
-      </w:r>
-      <w:proofErr w:type="spellStart"/>
-      <w:r>
-        <w:t>en</w:t>
-      </w:r>
-      <w:proofErr w:type="spellEnd"/>
-      <w:r>
-        <w:t xml:space="preserve"> </w:t>
-      </w:r>
-      <w:proofErr w:type="spellStart"/>
-      <w:r>
-        <w:t>el</w:t>
-      </w:r>
-      <w:proofErr w:type="spellEnd"/>
-      <w:r>
-        <w:t xml:space="preserve"> </w:t>
-      </w:r>
-      <w:proofErr w:type="spellStart"/>
-      <w:r>
-        <w:t>flujo</w:t>
-      </w:r>
-      <w:proofErr w:type="spellEnd"/>
-      <w:r>
-        <w:t xml:space="preserve"> </w:t>
-      </w:r>
-      <w:r>
-        <w:t xml:space="preserve">no </w:t>
-      </w:r>
-      <w:proofErr w:type="spellStart"/>
-      <w:r>
-        <w:t>está</w:t>
-      </w:r>
-      <w:proofErr w:type="spellEnd"/>
-      <w:r>
-        <w:t xml:space="preserve"> </w:t>
-      </w:r>
-      <w:proofErr w:type="spellStart"/>
-      <w:r>
-        <w:t>actualizado</w:t>
-      </w:r>
-      <w:proofErr w:type="spellEnd"/>
-      <w:r>
-        <w:t xml:space="preserve"> </w:t>
-      </w:r>
-      <w:proofErr w:type="spellStart"/>
-      <w:r>
-        <w:t>en</w:t>
-      </w:r>
-      <w:proofErr w:type="spellEnd"/>
-      <w:r>
-        <w:t xml:space="preserve"> </w:t>
-      </w:r>
-      <w:proofErr w:type="spellStart"/>
-      <w:r>
-        <w:t>el</w:t>
-      </w:r>
-      <w:proofErr w:type="spellEnd"/>
-      <w:r>
-        <w:t xml:space="preserve"> prompt</w:t>
-      </w:r>
-      <w:r>
-        <w:t>. Requiere revisión con el equipo fiscal antes de modificar.</w:t>
-      </w:r>
-    </w:p>
-    <w:p>
-      <w:pPr>
-        <w:pStyle w:val="Ttulo2"/>
-        <w:spacing w:before="280" w:after="80"/>
-      </w:pPr>
-      <w:r>
-        <w:rPr>
-          <w:color w:val="37352F"/>
-        </w:rPr>
-        <w:t>8. Deducción gimnasio Andalucía — fallo de despliegue, no de prompt</w:t>
-      </w:r>
-    </w:p>
-    <w:p>
-      <w:pPr>
-        <w:spacing w:before="40" w:after="80"/>
-      </w:pPr>
-      <w:r>
-        <w:t>Registro: 14 (08/03)</w:t>
-      </w:r>
-    </w:p>
-    <w:p>
-      <w:pPr>
-        <w:spacing w:before="40" w:after="80"/>
-      </w:pPr>
-      <w:r>
-        <w:lastRenderedPageBreak/>
-        <w:t>La deducción SÍ está en el prompt actualizado, pero ese prompt no está en producción. La IA responde con la versión anterior. Acción: despliegue del prompt, no cambio de contenido.</w:t>
-      </w:r>
-    </w:p>
-    <w:p>
-      <w:pPr>
         <w:pBdr>
           <w:bottom w:val="single" w:sz="4" w:space="0" w:color="D0CFC9"/>
         </w:pBdr>
@@ -1162,12 +900,37 @@
         <w:pStyle w:val="Ttulo1"/>
         <w:spacing w:before="360" w:after="120"/>
       </w:pPr>
+      <w:proofErr w:type="spellStart"/>
       <w:r>
         <w:rPr>
           <w:color w:val="37352F"/>
           <w:sz w:val="36"/>
         </w:rPr>
-        <w:t>Cambios recomendados</w:t>
+        <w:t>Acciones</w:t>
+      </w:r>
+      <w:proofErr w:type="spellEnd"/>
+      <w:r>
+        <w:rPr>
+          <w:color w:val="37352F"/>
+          <w:sz w:val="36"/>
+        </w:rPr>
+        <w:t xml:space="preserve"> </w:t>
+      </w:r>
+      <w:proofErr w:type="spellStart"/>
+      <w:r>
+        <w:rPr>
+          <w:color w:val="37352F"/>
+          <w:sz w:val="36"/>
+        </w:rPr>
+        <w:t>realizadas</w:t>
+      </w:r>
+      <w:proofErr w:type="spellEnd"/>
+      <w:r>
+        <w:rPr>
+          <w:color w:val="37352F"/>
+          <w:sz w:val="36"/>
+        </w:rPr>
+        <w:t xml:space="preserve"> </w:t>
       </w:r>
     </w:p>
     <w:p>
@@ -1179,7 +942,21 @@
         <w:rPr>
           <w:color w:val="37352F"/>
         </w:rPr>
-        <w:t xml:space="preserve">Prompt Deducciones — </w:t>
+        <w:t xml:space="preserve">Prompt </w:t>
+      </w:r>
+      <w:proofErr w:type="spellStart"/>
+      <w:r>
+        <w:rPr>
+          <w:color w:val="37352F"/>
+        </w:rPr>
+        <w:t>Deducciones</w:t>
+      </w:r>
+      <w:proofErr w:type="spellEnd"/>
+      <w:r>
+        <w:rPr>
+          <w:color w:val="37352F"/>
+        </w:rPr>
+        <w:t xml:space="preserve"> — </w:t>
       </w:r>
       <w:proofErr w:type="spellStart"/>
       <w:r>
@@ -1193,7 +970,7 @@
         <w:rPr>
           <w:color w:val="37352F"/>
         </w:rPr>
-        <w:t xml:space="preserve">: </w:t>
+        <w:t xml:space="preserve"> </w:t>
       </w:r>
       <w:proofErr w:type="spellStart"/>
       <w:r>
@@ -1207,19 +984,7 @@
         <w:rPr>
           <w:color w:val="37352F"/>
         </w:rPr>
-        <w:t xml:space="preserve"> (</w:t>
-      </w:r>
-      <w:r>
-        <w:rPr>
-          <w:color w:val="37352F"/>
-        </w:rPr>
-        <w:t>CORREGIDO</w:t>
-      </w:r>
-      <w:r>
-        <w:rPr>
-          <w:color w:val="37352F"/>
-        </w:rPr>
-        <w:t>)</w:t>
+        <w:t xml:space="preserve"> </w:t>
       </w:r>
     </w:p>
     <w:p>
@@ -1227,7 +992,7 @@
         <w:spacing w:before="40" w:after="80"/>
       </w:pPr>
       <w:r>
-        <w:t>Eliminar cualquier mención al requisito de "centro autorizado". Texto a añadir:</w:t>
+        <w:t xml:space="preserve">Eliminar cualquier mención al requisito de "centro autorizado". </w:t>
       </w:r>
     </w:p>
     <w:p>
@@ -1245,10 +1010,70 @@
     </w:p>
     <w:p>
       <w:pPr>
-        <w:spacing w:before="40" w:after="80"/>
+        <w:pStyle w:val="Ttulo2"/>
+        <w:spacing w:before="280" w:after="80"/>
       </w:pPr>
       <w:r>
-        <w:t>Ejemplo de respuesta esperada:</w:t>
+        <w:rPr>
+          <w:color w:val="37352F"/>
+        </w:rPr>
+        <w:t xml:space="preserve">Prompt </w:t>
+      </w:r>
+      <w:proofErr w:type="spellStart"/>
+      <w:r>
+        <w:rPr>
+          <w:color w:val="37352F"/>
+        </w:rPr>
+        <w:t>Deducciones</w:t>
+      </w:r>
+      <w:proofErr w:type="spellEnd"/>
+      <w:r>
+        <w:rPr>
+          <w:color w:val="37352F"/>
+        </w:rPr>
+        <w:t xml:space="preserve"> — </w:t>
+      </w:r>
+      <w:proofErr w:type="spellStart"/>
+      <w:r>
+        <w:rPr>
+          <w:color w:val="37352F"/>
+        </w:rPr>
+        <w:t>Corregir</w:t>
+      </w:r>
+      <w:proofErr w:type="spellEnd"/>
+      <w:r>
+        <w:rPr>
+          <w:color w:val="37352F"/>
+        </w:rPr>
+        <w:t xml:space="preserve"> </w:t>
+      </w:r>
+      <w:proofErr w:type="spellStart"/>
+      <w:r>
+        <w:rPr>
+          <w:color w:val="37352F"/>
+        </w:rPr>
+        <w:t>eficiencia</w:t>
+      </w:r>
+      <w:proofErr w:type="spellEnd"/>
+      <w:r>
+        <w:rPr>
+          <w:color w:val="37352F"/>
+        </w:rPr>
+        <w:t xml:space="preserve"> </w:t>
+      </w:r>
+      <w:proofErr w:type="spellStart"/>
+      <w:r>
+        <w:rPr>
+          <w:color w:val="37352F"/>
+        </w:rPr>
+        <w:t>energética</w:t>
+      </w:r>
+      <w:proofErr w:type="spellEnd"/>
+      <w:r>
+        <w:rPr>
+          <w:color w:val="37352F"/>
+        </w:rPr>
+        <w:t xml:space="preserve"> </w:t>
       </w:r>
     </w:p>
     <w:p>
@@ -1256,78 +1081,7 @@
         <w:spacing w:before="40" w:after="80"/>
       </w:pPr>
       <w:r>
-        <w:rPr>
-          <w:i/>
-        </w:rPr>
-        <w:t>"La deducción por guardería no exige que el centro esté autorizado. Aplica durante todo el año escolar, siempre que puedas acreditar los gastos con factura o recibo del centro."</w:t>
-      </w:r>
-    </w:p>
-    <w:p>
-      <w:pPr>
-        <w:pStyle w:val="Ttulo2"/>
-        <w:spacing w:before="280" w:after="80"/>
-      </w:pPr>
-      <w:r>
-        <w:rPr>
-          <w:color w:val="37352F"/>
-        </w:rPr>
-        <w:t xml:space="preserve">Prompt Deducciones — Corregir: </w:t>
-      </w:r>
-      <w:proofErr w:type="spellStart"/>
-      <w:r>
-        <w:rPr>
-          <w:color w:val="37352F"/>
-        </w:rPr>
-        <w:t>eficiencia</w:t>
-      </w:r>
-      <w:proofErr w:type="spellEnd"/>
-      <w:r>
-        <w:rPr>
-          <w:color w:val="37352F"/>
-        </w:rPr>
-        <w:t xml:space="preserve"> </w:t>
-      </w:r>
-      <w:proofErr w:type="spellStart"/>
-      <w:r>
-        <w:rPr>
-          <w:color w:val="37352F"/>
-        </w:rPr>
-        <w:t>energética</w:t>
-      </w:r>
-      <w:proofErr w:type="spellEnd"/>
-      <w:r>
-        <w:rPr>
-          <w:color w:val="37352F"/>
-        </w:rPr>
-        <w:t xml:space="preserve"> (</w:t>
-      </w:r>
-      <w:r>
-        <w:rPr>
-          <w:color w:val="37352F"/>
-        </w:rPr>
-        <w:t>CORREGIDO</w:t>
-      </w:r>
-      <w:r>
-        <w:rPr>
-          <w:color w:val="37352F"/>
-        </w:rPr>
-        <w:t>)</w:t>
-      </w:r>
-    </w:p>
-    <w:p>
-      <w:pPr>
-        <w:spacing w:before="40" w:after="80"/>
-      </w:pPr>
-      <w:r>
         <w:t>Eliminar las dos primeras modalidades (vivienda individual). Conservar solo la tercera (edificios).</w:t>
-      </w:r>
-    </w:p>
-    <w:p>
-      <w:pPr>
-        <w:spacing w:before="40" w:after="80"/>
-      </w:pPr>
-      <w:r>
-        <w:t>Texto a añadir como aclaración:</w:t>
       </w:r>
     </w:p>
     <w:p>
@@ -1340,26 +1094,31 @@
         <w:ind w:left="288" w:right="288"/>
       </w:pPr>
       <w:r>
-        <w:t>Las deducciones por obras de eficiencia energética en vivienda habitual ya no están vigentes en el ejercicio 2025. Solo aplica la deducción para obras de mejora en edificios completos.</w:t>
-      </w:r>
-    </w:p>
-    <w:p>
-      <w:pPr>
-        <w:spacing w:before="40" w:after="80"/>
-      </w:pPr>
-      <w:r>
-        <w:t>Ejemplo de respuesta esperada:</w:t>
-      </w:r>
-    </w:p>
-    <w:p>
-      <w:pPr>
-        <w:spacing w:before="40" w:after="80"/>
-      </w:pPr>
-      <w:r>
-        <w:rPr>
-          <w:i/>
-        </w:rPr>
-        <w:t>"En cuanto a eficiencia energética, actualmente solo está vigente la deducción para obras de mejora en edificios. Las deducciones por obras en vivienda individual ya no están en vigor."</w:t>
+        <w:t xml:space="preserve">Las </w:t>
+      </w:r>
+      <w:proofErr w:type="spellStart"/>
+      <w:r>
+        <w:t>deducciones</w:t>
+      </w:r>
+      <w:proofErr w:type="spellEnd"/>
+      <w:r>
+        <w:t xml:space="preserve"> </w:t>
+      </w:r>
+      <w:proofErr w:type="spellStart"/>
+      <w:r>
+        <w:t>por</w:t>
+      </w:r>
+      <w:proofErr w:type="spellEnd"/>
+      <w:r>
+        <w:t xml:space="preserve"> </w:t>
+      </w:r>
+      <w:proofErr w:type="spellStart"/>
+      <w:r>
+        <w:t>obras</w:t>
+      </w:r>
+      <w:proofErr w:type="spellEnd"/>
+      <w:r>
+        <w:t xml:space="preserve"> de eficiencia energética en vivienda habitual ya no están vigentes en el ejercicio 2025. Solo aplica la deducción para obras de mejora en edificios completos.</w:t>
       </w:r>
     </w:p>
     <w:p>
@@ -1367,11 +1126,67 @@
         <w:pStyle w:val="Ttulo2"/>
         <w:spacing w:before="280" w:after="80"/>
       </w:pPr>
+      <w:proofErr w:type="spellStart"/>
       <w:r>
         <w:rPr>
           <w:color w:val="37352F"/>
         </w:rPr>
-        <w:t>System prompt — Añadir: año del ejercicio fiscal (URGENTE)</w:t>
+        <w:t>Infraestructura</w:t>
+      </w:r>
+      <w:proofErr w:type="spellEnd"/>
+      <w:r>
+        <w:rPr>
+          <w:color w:val="37352F"/>
+        </w:rPr>
+        <w:t xml:space="preserve"> — </w:t>
+      </w:r>
+      <w:proofErr w:type="spellStart"/>
+      <w:r>
+        <w:rPr>
+          <w:color w:val="37352F"/>
+        </w:rPr>
+        <w:t>Desplegar</w:t>
+      </w:r>
+      <w:proofErr w:type="spellEnd"/>
+      <w:r>
+        <w:rPr>
+          <w:color w:val="37352F"/>
+        </w:rPr>
+        <w:t xml:space="preserve"> prompt con </w:t>
+      </w:r>
+      <w:proofErr w:type="spellStart"/>
+      <w:r>
+        <w:rPr>
+          <w:color w:val="37352F"/>
+        </w:rPr>
+        <w:t>deducción</w:t>
+      </w:r>
+      <w:proofErr w:type="spellEnd"/>
+      <w:r>
+        <w:rPr>
+          <w:color w:val="37352F"/>
+        </w:rPr>
+        <w:t xml:space="preserve"> </w:t>
+      </w:r>
+      <w:proofErr w:type="spellStart"/>
+      <w:r>
+        <w:rPr>
+          <w:color w:val="37352F"/>
+        </w:rPr>
+        <w:t>gimnasio</w:t>
+      </w:r>
+      <w:proofErr w:type="spellEnd"/>
+      <w:r>
+        <w:rPr>
+          <w:color w:val="37352F"/>
+        </w:rPr>
+        <w:t xml:space="preserve"> Andalucía</w:t>
+      </w:r>
+      <w:r>
+        <w:rPr>
+          <w:color w:val="37352F"/>
+        </w:rPr>
+        <w:t xml:space="preserve"> </w:t>
       </w:r>
     </w:p>
     <w:p>
@@ -1379,7 +1194,256 @@
         <w:spacing w:before="40" w:after="80"/>
       </w:pPr>
       <w:r>
-        <w:t xml:space="preserve">Añadir al </w:t>
+        <w:t xml:space="preserve">No </w:t>
+      </w:r>
+      <w:proofErr w:type="spellStart"/>
+      <w:r>
+        <w:t>requiere</w:t>
+      </w:r>
+      <w:proofErr w:type="spellEnd"/>
+      <w:r>
+        <w:t xml:space="preserve"> </w:t>
+      </w:r>
+      <w:proofErr w:type="spellStart"/>
+      <w:r>
+        <w:t>cambio</w:t>
+      </w:r>
+      <w:proofErr w:type="spellEnd"/>
+      <w:r>
+        <w:t xml:space="preserve"> de </w:t>
+      </w:r>
+      <w:proofErr w:type="spellStart"/>
+      <w:r>
+        <w:t>contenido</w:t>
+      </w:r>
+      <w:proofErr w:type="spellEnd"/>
+      <w:r>
+        <w:t xml:space="preserve">. El prompt </w:t>
+      </w:r>
+      <w:proofErr w:type="spellStart"/>
+      <w:r>
+        <w:t>actualizado</w:t>
+      </w:r>
+      <w:proofErr w:type="spellEnd"/>
+      <w:r>
+        <w:t xml:space="preserve"> </w:t>
+      </w:r>
+      <w:proofErr w:type="spellStart"/>
+      <w:r>
+        <w:t>ya</w:t>
+      </w:r>
+      <w:proofErr w:type="spellEnd"/>
+      <w:r>
+        <w:t xml:space="preserve"> </w:t>
+      </w:r>
+      <w:proofErr w:type="spellStart"/>
+      <w:r>
+        <w:t>incluye</w:t>
+      </w:r>
+      <w:proofErr w:type="spellEnd"/>
+      <w:r>
+        <w:t xml:space="preserve"> la </w:t>
+      </w:r>
+      <w:proofErr w:type="spellStart"/>
+      <w:r>
+        <w:t>deducción</w:t>
+      </w:r>
+      <w:proofErr w:type="spellEnd"/>
+      <w:r>
+        <w:t xml:space="preserve">. </w:t>
+      </w:r>
+      <w:proofErr w:type="spellStart"/>
+      <w:r>
+        <w:t>Acción</w:t>
+      </w:r>
+      <w:proofErr w:type="spellEnd"/>
+      <w:r>
+        <w:t xml:space="preserve">: </w:t>
+      </w:r>
+      <w:proofErr w:type="spellStart"/>
+      <w:r>
+        <w:t>despliegue</w:t>
+      </w:r>
+      <w:proofErr w:type="spellEnd"/>
+      <w:r>
+        <w:t xml:space="preserve"> </w:t>
+      </w:r>
+      <w:proofErr w:type="spellStart"/>
+      <w:r>
+        <w:t>en</w:t>
+      </w:r>
+      <w:proofErr w:type="spellEnd"/>
+      <w:r>
+        <w:t xml:space="preserve"> </w:t>
+      </w:r>
+      <w:proofErr w:type="spellStart"/>
+      <w:r>
+        <w:t>producción</w:t>
+      </w:r>
+      <w:proofErr w:type="spellEnd"/>
+      <w:r>
+        <w:t>.</w:t>
+      </w:r>
+    </w:p>
+    <w:p>
+      <w:pPr>
+        <w:pStyle w:val="Ttulo1"/>
+        <w:spacing w:before="360" w:after="120"/>
+      </w:pPr>
+      <w:proofErr w:type="spellStart"/>
+      <w:r>
+        <w:rPr>
+          <w:color w:val="37352F"/>
+          <w:sz w:val="36"/>
+        </w:rPr>
+        <w:t>Acciones</w:t>
+      </w:r>
+      <w:proofErr w:type="spellEnd"/>
+      <w:r>
+        <w:rPr>
+          <w:color w:val="37352F"/>
+          <w:sz w:val="36"/>
+        </w:rPr>
+        <w:t xml:space="preserve"> </w:t>
+      </w:r>
+      <w:proofErr w:type="spellStart"/>
+      <w:r>
+        <w:rPr>
+          <w:color w:val="37352F"/>
+          <w:sz w:val="36"/>
+        </w:rPr>
+        <w:t>pendientes</w:t>
+      </w:r>
+      <w:proofErr w:type="spellEnd"/>
+      <w:r>
+        <w:rPr>
+          <w:color w:val="37352F"/>
+          <w:sz w:val="36"/>
+        </w:rPr>
+        <w:t xml:space="preserve"> de </w:t>
+      </w:r>
+      <w:proofErr w:type="spellStart"/>
+      <w:r>
+        <w:rPr>
+          <w:color w:val="37352F"/>
+          <w:sz w:val="36"/>
+        </w:rPr>
+        <w:t>realizar</w:t>
+      </w:r>
+      <w:proofErr w:type="spellEnd"/>
+      <w:r>
+        <w:rPr>
+          <w:color w:val="37352F"/>
+          <w:sz w:val="36"/>
+        </w:rPr>
+        <w:t xml:space="preserve"> </w:t>
+      </w:r>
+    </w:p>
+    <w:p>
+      <w:pPr>
+        <w:pStyle w:val="Ttulo2"/>
+        <w:spacing w:before="280" w:after="80"/>
+      </w:pPr>
+      <w:r>
+        <w:rPr>
+          <w:color w:val="37352F"/>
+        </w:rPr>
+        <w:t>P</w:t>
+      </w:r>
+      <w:r>
+        <w:rPr>
+          <w:color w:val="37352F"/>
+        </w:rPr>
+        <w:t xml:space="preserve">rompt — </w:t>
+      </w:r>
+      <w:proofErr w:type="spellStart"/>
+      <w:r>
+        <w:rPr>
+          <w:color w:val="37352F"/>
+        </w:rPr>
+        <w:t>Añadir</w:t>
+      </w:r>
+      <w:proofErr w:type="spellEnd"/>
+      <w:r>
+        <w:rPr>
+          <w:color w:val="37352F"/>
+        </w:rPr>
+        <w:t xml:space="preserve"> </w:t>
+      </w:r>
+      <w:proofErr w:type="spellStart"/>
+      <w:r>
+        <w:rPr>
+          <w:color w:val="37352F"/>
+        </w:rPr>
+        <w:t>año</w:t>
+      </w:r>
+      <w:proofErr w:type="spellEnd"/>
+      <w:r>
+        <w:rPr>
+          <w:color w:val="37352F"/>
+        </w:rPr>
+        <w:t xml:space="preserve"> del </w:t>
+      </w:r>
+      <w:proofErr w:type="spellStart"/>
+      <w:r>
+        <w:rPr>
+          <w:color w:val="37352F"/>
+        </w:rPr>
+        <w:t>ejercicio</w:t>
+      </w:r>
+      <w:proofErr w:type="spellEnd"/>
+      <w:r>
+        <w:rPr>
+          <w:color w:val="37352F"/>
+        </w:rPr>
+        <w:t xml:space="preserve"> fiscal (URGENTE)</w:t>
+      </w:r>
+      <w:r>
+        <w:rPr>
+          <w:color w:val="37352F"/>
+        </w:rPr>
+        <w:t xml:space="preserve"> / </w:t>
+      </w:r>
+      <w:proofErr w:type="spellStart"/>
+      <w:r>
+        <w:rPr>
+          <w:color w:val="37352F"/>
+        </w:rPr>
+        <w:t>Implementación</w:t>
+      </w:r>
+      <w:proofErr w:type="spellEnd"/>
+      <w:r>
+        <w:rPr>
+          <w:color w:val="37352F"/>
+        </w:rPr>
+        <w:t xml:space="preserve"> </w:t>
+      </w:r>
+      <w:proofErr w:type="spellStart"/>
+      <w:r>
+        <w:rPr>
+          <w:color w:val="37352F"/>
+        </w:rPr>
+        <w:t>inmediata</w:t>
+      </w:r>
+      <w:proofErr w:type="spellEnd"/>
+      <w:r>
+        <w:rPr>
+          <w:color w:val="37352F"/>
+        </w:rPr>
+        <w:t xml:space="preserve"> 24 horas</w:t>
+      </w:r>
+    </w:p>
+    <w:p>
+      <w:pPr>
+        <w:spacing w:before="40" w:after="80"/>
+      </w:pPr>
+      <w:proofErr w:type="spellStart"/>
+      <w:r>
+        <w:t>Añadir</w:t>
+      </w:r>
+      <w:proofErr w:type="spellEnd"/>
+      <w:r>
+        <w:t xml:space="preserve"> al </w:t>
       </w:r>
       <w:proofErr w:type="spellStart"/>
       <w:r>
@@ -1416,27 +1480,105 @@
         <w:ind w:left="288" w:right="288"/>
       </w:pPr>
       <w:r>
-        <w:t>El ejercicio fiscal al que se refieren todas las consultas es el ejercicio 2025, que se declara en la campaña de renta de 2026. Cuando el usuario no especifique el año, asumir siempre que pregunta por el ejercicio 2025. No referenciar ejercicios anteriores salvo que el usuario lo indique explícitamente.</w:t>
+        <w:t xml:space="preserve">El ejercicio fiscal al que se refieren todas las consultas es el ejercicio 2025, que se declara en la campaña de renta de 2026. Cuando el usuario no especifique el año, asumir siempre que </w:t>
+      </w:r>
+      <w:r>
+        <w:lastRenderedPageBreak/>
+        <w:t>pregunta por el ejercicio 2025. No referenciar ejercicios anteriores salvo que el usuario lo indique explícitamente.</w:t>
       </w:r>
     </w:p>
     <w:p>
       <w:pPr>
-        <w:spacing w:before="40" w:after="80"/>
+        <w:pStyle w:val="Ttulo2"/>
+        <w:spacing w:before="280" w:after="80"/>
+        <w:rPr>
+          <w:color w:val="37352F"/>
+        </w:rPr>
       </w:pPr>
       <w:r>
-        <w:t>Ejemplo de respuesta esperada:</w:t>
-      </w:r>
-    </w:p>
-    <w:p>
-      <w:pPr>
-        <w:spacing w:before="40" w:after="80"/>
-      </w:pPr>
-      <w:r>
         <w:rPr>
-          <w:i/>
+          <w:color w:val="37352F"/>
         </w:rPr>
-        <w:t>"Para la declaración del ejercicio 2025, que presentas en esta campaña de 2026, el límite es el siguiente..."</w:t>
-      </w:r>
+        <w:t xml:space="preserve">Las </w:t>
+      </w:r>
+      <w:proofErr w:type="spellStart"/>
+      <w:r>
+        <w:rPr>
+          <w:color w:val="37352F"/>
+        </w:rPr>
+        <w:t>siguientes</w:t>
+      </w:r>
+      <w:proofErr w:type="spellEnd"/>
+      <w:r>
+        <w:rPr>
+          <w:color w:val="37352F"/>
+        </w:rPr>
+        <w:t xml:space="preserve"> </w:t>
+      </w:r>
+      <w:proofErr w:type="spellStart"/>
+      <w:r>
+        <w:rPr>
+          <w:color w:val="37352F"/>
+        </w:rPr>
+        <w:t>acciones</w:t>
+      </w:r>
+      <w:proofErr w:type="spellEnd"/>
+      <w:r>
+        <w:rPr>
+          <w:color w:val="37352F"/>
+        </w:rPr>
+        <w:t xml:space="preserve"> </w:t>
+      </w:r>
+      <w:proofErr w:type="spellStart"/>
+      <w:r>
+        <w:rPr>
+          <w:color w:val="37352F"/>
+        </w:rPr>
+        <w:t>serán</w:t>
+      </w:r>
+      <w:proofErr w:type="spellEnd"/>
+      <w:r>
+        <w:rPr>
+          <w:color w:val="37352F"/>
+        </w:rPr>
+        <w:t xml:space="preserve"> </w:t>
+      </w:r>
+      <w:proofErr w:type="spellStart"/>
+      <w:r>
+        <w:rPr>
+          <w:color w:val="37352F"/>
+        </w:rPr>
+        <w:t>implementadas</w:t>
+      </w:r>
+      <w:proofErr w:type="spellEnd"/>
+      <w:r>
+        <w:rPr>
+          <w:color w:val="37352F"/>
+        </w:rPr>
+        <w:t xml:space="preserve"> a lo largo de </w:t>
+      </w:r>
+      <w:proofErr w:type="spellStart"/>
+      <w:r>
+        <w:rPr>
+          <w:color w:val="37352F"/>
+        </w:rPr>
+        <w:t>esta</w:t>
+      </w:r>
+      <w:proofErr w:type="spellEnd"/>
+      <w:r>
+        <w:rPr>
+          <w:color w:val="37352F"/>
+        </w:rPr>
+        <w:t xml:space="preserve"> </w:t>
+      </w:r>
+      <w:proofErr w:type="spellStart"/>
+      <w:r>
+        <w:rPr>
+          <w:color w:val="37352F"/>
+        </w:rPr>
+        <w:t>semana</w:t>
+      </w:r>
+      <w:proofErr w:type="spellEnd"/>
     </w:p>
     <w:p>
       <w:pPr>
@@ -1447,9 +1589,58 @@
         <w:rPr>
           <w:color w:val="37352F"/>
         </w:rPr>
-        <w:lastRenderedPageBreak/>
-        <w:t>Prompt Trabajo — Añadir: mutualidades exentas</w:t>
-      </w:r>
+        <w:t xml:space="preserve">Prompt </w:t>
+      </w:r>
+      <w:proofErr w:type="spellStart"/>
+      <w:r>
+        <w:rPr>
+          <w:color w:val="37352F"/>
+        </w:rPr>
+        <w:t>Trabajo</w:t>
+      </w:r>
+      <w:proofErr w:type="spellEnd"/>
+      <w:r>
+        <w:rPr>
+          <w:color w:val="37352F"/>
+        </w:rPr>
+        <w:t xml:space="preserve"> — </w:t>
+      </w:r>
+      <w:proofErr w:type="spellStart"/>
+      <w:r>
+        <w:rPr>
+          <w:color w:val="37352F"/>
+        </w:rPr>
+        <w:t>Añadir</w:t>
+      </w:r>
+      <w:proofErr w:type="spellEnd"/>
+      <w:r>
+        <w:rPr>
+          <w:color w:val="37352F"/>
+        </w:rPr>
+        <w:t xml:space="preserve"> </w:t>
+      </w:r>
+      <w:proofErr w:type="spellStart"/>
+      <w:r>
+        <w:rPr>
+          <w:color w:val="37352F"/>
+        </w:rPr>
+        <w:t>mutualidades</w:t>
+      </w:r>
+      <w:proofErr w:type="spellEnd"/>
+      <w:r>
+        <w:rPr>
+          <w:color w:val="37352F"/>
+        </w:rPr>
+        <w:t xml:space="preserve"> </w:t>
+      </w:r>
+      <w:proofErr w:type="spellStart"/>
+      <w:r>
+        <w:rPr>
+          <w:color w:val="37352F"/>
+        </w:rPr>
+        <w:t>exentas</w:t>
+      </w:r>
+      <w:proofErr w:type="spellEnd"/>
     </w:p>
     <w:p>
       <w:pPr>
@@ -1488,7 +1679,7 @@
         <w:rPr>
           <w:color w:val="37352F"/>
         </w:rPr>
-        <w:t xml:space="preserve">: </w:t>
+        <w:t xml:space="preserve"> </w:t>
       </w:r>
       <w:proofErr w:type="spellStart"/>
       <w:r>
@@ -1545,26 +1736,23 @@
       </w:r>
       <w:proofErr w:type="spellEnd"/>
       <w:r>
-        <w:t xml:space="preserve"> del segundo pagador se hayan cobrado más de 1.500 € en total durante el año.</w:t>
-      </w:r>
-    </w:p>
-    <w:p>
-      <w:pPr>
-        <w:spacing w:before="40" w:after="80"/>
-      </w:pPr>
-      <w:r>
-        <w:t>Ejemplo de respuesta esperada:</w:t>
-      </w:r>
-    </w:p>
-    <w:p>
-      <w:pPr>
-        <w:spacing w:before="40" w:after="80"/>
-      </w:pPr>
-      <w:r>
-        <w:rPr>
-          <w:i/>
-        </w:rPr>
-        <w:t>"Si has tenido dos pagadores, el límite para estar obligado a declarar es 15.000 €, no 22.000 €, siempre que del segundo hayas cobrado más de 1.500 € en el año."</w:t>
+        <w:t xml:space="preserve"> del </w:t>
+      </w:r>
+      <w:proofErr w:type="spellStart"/>
+      <w:r>
+        <w:t>segundo</w:t>
+      </w:r>
+      <w:proofErr w:type="spellEnd"/>
+      <w:r>
+        <w:t xml:space="preserve"> </w:t>
+      </w:r>
+      <w:proofErr w:type="spellStart"/>
+      <w:r>
+        <w:t>pagador</w:t>
+      </w:r>
+      <w:proofErr w:type="spellEnd"/>
+      <w:r>
+        <w:t xml:space="preserve"> se hayan cobrado más de 1.500 € en total durante el año.</w:t>
       </w:r>
     </w:p>
     <w:p>
@@ -1576,8 +1764,44 @@
         <w:rPr>
           <w:color w:val="37352F"/>
         </w:rPr>
-        <w:t>Prompt Deducciones — Revisar: donativos</w:t>
-      </w:r>
+        <w:t xml:space="preserve">Prompt </w:t>
+      </w:r>
+      <w:proofErr w:type="spellStart"/>
+      <w:r>
+        <w:rPr>
+          <w:color w:val="37352F"/>
+        </w:rPr>
+        <w:t>Deducciones</w:t>
+      </w:r>
+      <w:proofErr w:type="spellEnd"/>
+      <w:r>
+        <w:rPr>
+          <w:color w:val="37352F"/>
+        </w:rPr>
+        <w:t xml:space="preserve"> — </w:t>
+      </w:r>
+      <w:proofErr w:type="spellStart"/>
+      <w:r>
+        <w:rPr>
+          <w:color w:val="37352F"/>
+        </w:rPr>
+        <w:t>Revisar</w:t>
+      </w:r>
+      <w:proofErr w:type="spellEnd"/>
+      <w:r>
+        <w:rPr>
+          <w:color w:val="37352F"/>
+        </w:rPr>
+        <w:t xml:space="preserve"> </w:t>
+      </w:r>
+      <w:proofErr w:type="spellStart"/>
+      <w:r>
+        <w:rPr>
+          <w:color w:val="37352F"/>
+        </w:rPr>
+        <w:t>donativos</w:t>
+      </w:r>
+      <w:proofErr w:type="spellEnd"/>
     </w:p>
     <w:p>
       <w:pPr>
@@ -1657,8 +1881,58 @@
         <w:rPr>
           <w:color w:val="37352F"/>
         </w:rPr>
-        <w:t>Prompt Trabajo — Revisar: indemnizaciones exentas</w:t>
-      </w:r>
+        <w:t xml:space="preserve">Prompt </w:t>
+      </w:r>
+      <w:proofErr w:type="spellStart"/>
+      <w:r>
+        <w:rPr>
+          <w:color w:val="37352F"/>
+        </w:rPr>
+        <w:t>Trabajo</w:t>
+      </w:r>
+      <w:proofErr w:type="spellEnd"/>
+      <w:r>
+        <w:rPr>
+          <w:color w:val="37352F"/>
+        </w:rPr>
+        <w:t xml:space="preserve"> — </w:t>
+      </w:r>
+      <w:proofErr w:type="spellStart"/>
+      <w:r>
+        <w:rPr>
+          <w:color w:val="37352F"/>
+        </w:rPr>
+        <w:t>Revisar</w:t>
+      </w:r>
+      <w:proofErr w:type="spellEnd"/>
+      <w:r>
+        <w:rPr>
+          <w:color w:val="37352F"/>
+        </w:rPr>
+        <w:t xml:space="preserve"> </w:t>
+      </w:r>
+      <w:proofErr w:type="spellStart"/>
+      <w:r>
+        <w:rPr>
+          <w:color w:val="37352F"/>
+        </w:rPr>
+        <w:t>indemnizaciones</w:t>
+      </w:r>
+      <w:proofErr w:type="spellEnd"/>
+      <w:r>
+        <w:rPr>
+          <w:color w:val="37352F"/>
+        </w:rPr>
+        <w:t xml:space="preserve"> </w:t>
+      </w:r>
+      <w:proofErr w:type="spellStart"/>
+      <w:r>
+        <w:rPr>
+          <w:color w:val="37352F"/>
+        </w:rPr>
+        <w:t>exentas</w:t>
+      </w:r>
+      <w:proofErr w:type="spellEnd"/>
     </w:p>
     <w:p>
       <w:pPr>
@@ -1685,13 +1959,7 @@
         <w:rPr>
           <w:color w:val="37352F"/>
         </w:rPr>
-        <w:t>P</w:t>
-      </w:r>
-      <w:r>
-        <w:rPr>
-          <w:color w:val="37352F"/>
-        </w:rPr>
-        <w:t xml:space="preserve">rompt — </w:t>
+        <w:t xml:space="preserve">Prompt — </w:t>
       </w:r>
       <w:proofErr w:type="spellStart"/>
       <w:r>
@@ -1705,7 +1973,7 @@
         <w:rPr>
           <w:color w:val="37352F"/>
         </w:rPr>
-        <w:t xml:space="preserve">: </w:t>
+        <w:t xml:space="preserve"> </w:t>
       </w:r>
       <w:proofErr w:type="spellStart"/>
       <w:r>
@@ -1719,7 +1987,35 @@
         <w:rPr>
           <w:color w:val="37352F"/>
         </w:rPr>
-        <w:t xml:space="preserve"> en trámites no gestionados</w:t>
+        <w:t xml:space="preserve"> </w:t>
+      </w:r>
+      <w:proofErr w:type="spellStart"/>
+      <w:r>
+        <w:rPr>
+          <w:color w:val="37352F"/>
+        </w:rPr>
+        <w:t>en</w:t>
+      </w:r>
+      <w:proofErr w:type="spellEnd"/>
+      <w:r>
+        <w:rPr>
+          <w:color w:val="37352F"/>
+        </w:rPr>
+        <w:t xml:space="preserve"> </w:t>
+      </w:r>
+      <w:proofErr w:type="spellStart"/>
+      <w:r>
+        <w:rPr>
+          <w:color w:val="37352F"/>
+        </w:rPr>
+        <w:t>trámites</w:t>
+      </w:r>
+      <w:proofErr w:type="spellEnd"/>
+      <w:r>
+        <w:rPr>
+          <w:color w:val="37352F"/>
+        </w:rPr>
+        <w:t xml:space="preserve"> no gestionados</w:t>
       </w:r>
     </w:p>
     <w:p>
@@ -1733,45 +2029,6 @@
       </w:pPr>
       <w:r>
         <w:t>Cuando el usuario pregunte por un trámite o impuesto que Taxdown no gestiona, indicarlo en el primer mensaje de forma clara. No hacer preguntas de seguimiento sobre ese trámite una vez comunicado. Cerrar esa línea y ofrecer ayuda en lo que sí se gestiona.</w:t>
-      </w:r>
-    </w:p>
-    <w:p>
-      <w:pPr>
-        <w:spacing w:before="40" w:after="80"/>
-      </w:pPr>
-      <w:r>
-        <w:t>Ejemplo de respuesta esperada:</w:t>
-      </w:r>
-    </w:p>
-    <w:p>
-      <w:pPr>
-        <w:spacing w:before="40" w:after="80"/>
-      </w:pPr>
-      <w:r>
-        <w:rPr>
-          <w:i/>
-        </w:rPr>
-        <w:t>"Ese trámite no lo gestionamos desde Taxdown. Si tienes dudas sobre tu declaración de la renta, estaré encantado de ayudarte."</w:t>
-      </w:r>
-    </w:p>
-    <w:p>
-      <w:pPr>
-        <w:pStyle w:val="Ttulo2"/>
-        <w:spacing w:before="280" w:after="80"/>
-      </w:pPr>
-      <w:r>
-        <w:rPr>
-          <w:color w:val="37352F"/>
-        </w:rPr>
-        <w:t>Infraestructura — Desplegar: prompt con deducción gimnasio Andalucía</w:t>
-      </w:r>
-    </w:p>
-    <w:p>
-      <w:pPr>
-        <w:spacing w:before="40" w:after="80"/>
-      </w:pPr>
-      <w:r>
-        <w:t>No requiere cambio de contenido. El prompt actualizado ya incluye la deducción. Acción: despliegue en producción.</w:t>
       </w:r>
     </w:p>
     <w:p>
@@ -1947,7 +2204,7 @@
   <w:abstractNum w:abstractNumId="8" w15:restartNumberingAfterBreak="0">
     <w:nsid w:val="FFFFFF89"/>
     <w:multiLevelType w:val="singleLevel"/>
-    <w:tmpl w:val="29761A62"/>
+    <w:tmpl w:val="7208FC8C"/>
     <w:lvl w:ilvl="0">
       <w:start w:val="1"/>
       <w:numFmt w:val="bullet"/>

--- a/informe_semana_2_8_marzo.docx
+++ b/informe_semana_2_8_marzo.docx
@@ -181,13 +181,7 @@
       </w:r>
       <w:proofErr w:type="spellEnd"/>
       <w:r>
-        <w:t xml:space="preserve"> de Adri, </w:t>
-      </w:r>
-      <w:r>
-        <w:t>de las</w:t>
-      </w:r>
-      <w:r>
-        <w:t xml:space="preserve"> </w:t>
+        <w:t xml:space="preserve"> de Adri, de las </w:t>
       </w:r>
       <w:proofErr w:type="spellStart"/>
       <w:r>
@@ -1180,13 +1174,7 @@
         <w:rPr>
           <w:color w:val="37352F"/>
         </w:rPr>
-        <w:t xml:space="preserve"> Andalucía</w:t>
-      </w:r>
-      <w:r>
-        <w:rPr>
-          <w:color w:val="37352F"/>
-        </w:rPr>
-        <w:t xml:space="preserve"> </w:t>
+        <w:t xml:space="preserve"> Andalucía </w:t>
       </w:r>
     </w:p>
     <w:p>
@@ -1348,13 +1336,7 @@
         <w:rPr>
           <w:color w:val="37352F"/>
         </w:rPr>
-        <w:t>P</w:t>
-      </w:r>
-      <w:r>
-        <w:rPr>
-          <w:color w:val="37352F"/>
-        </w:rPr>
-        <w:t xml:space="preserve">rompt — </w:t>
+        <w:t xml:space="preserve">Prompt — </w:t>
       </w:r>
       <w:proofErr w:type="spellStart"/>
       <w:r>
